--- a/DOCS - ANEJOS/Plantillas/Por Anejo/05-05-dimensionamiento-del-firme/10_donor_docx/Anexo 5 - Dimensionamiento del firme.docx
+++ b/DOCS - ANEJOS/Plantillas/Por Anejo/05-05-dimensionamiento-del-firme/10_donor_docx/Anexo 5 - Dimensionamiento del firme.docx
@@ -568,6 +568,8 @@
         <w:rPr>
           <w:lang w:eastAsia="es-ES_tradnl"/>
         </w:rPr>
+        <w:spacing w:before="220" w:after="120" w:lineRule="auto"/>
+        <w:keepNext/>
       </w:pPr>
       <w:bookmarkStart w:id="1" w:name="_Toc209782588"/>
       <w:bookmarkStart w:id="2" w:name="_Toc224047180"/>
@@ -589,7 +591,7 @@
     </w:p>
     <w:p>
       <w:pPr>
-        <w:spacing w:line="288" w:lineRule="auto"/>
+        <w:spacing w:after="0" w:before="0" w:line="288" w:lineRule="auto"/>
         <w:rPr>
           <w:lang w:eastAsia="es-ES_tradnl"/>
         </w:rPr>
@@ -615,7 +617,7 @@
         <w:pBdr>
           <w:bottom w:val="single" w:sz="4" w:space="1" w:color="0070C0"/>
         </w:pBdr>
-        <w:spacing w:before="0" w:after="0" w:line="288" w:lineRule="auto"/>
+        <w:spacing w:before="220" w:after="120" w:line="288" w:lineRule="auto"/>
         <w:rPr>
           <w:rFonts w:eastAsia="Montserrat"/>
           <w:color w:val="000000" w:themeColor="text1"/>
@@ -623,6 +625,7 @@
           <w:szCs w:val="19"/>
           <w:lang w:eastAsia="es-ES_tradnl"/>
         </w:rPr>
+        <w:keepNext/>
       </w:pPr>
       <w:bookmarkStart w:id="4" w:name="_Toc209551374"/>
       <w:bookmarkStart w:id="5" w:name="_Toc224047181"/>
@@ -651,16 +654,38 @@
     </w:p>
     <w:p>
       <w:pPr>
+        <w:spacing w:after="0" w:before="0" w:line="288" w:lineRule="auto"/>
+        <w:rPr>
+          <w:lang w:eastAsia="es-ES_tradnl"/>
+        </w:rPr>
+      </w:pPr>
+      <w:r>
+        <w:rPr>
+          <w:lang w:eastAsia="es-ES_tradnl"/>
+        </w:rPr>
+        <w:t>Para el dimensionamiento del firme y elección de la explanada se seguirá la metodología recogida en la Instrucción de Carreteras 6.1-IC “Secciones de Firme”, aprobada por Orden Ministerial FOM/3460/2003, de 28 de noviembre.</w:t>
+      </w:r>
+    </w:p>
+    <w:p>
+      <w:pPr>
         <w:spacing w:line="288" w:lineRule="auto"/>
         <w:rPr>
           <w:lang w:eastAsia="es-ES_tradnl"/>
         </w:rPr>
       </w:pPr>
-      <w:r>
-        <w:rPr>
-          <w:lang w:eastAsia="es-ES_tradnl"/>
-        </w:rPr>
-        <w:t>Para el dimensionamiento del firme y elección de la explanada se seguirá la metodología recogida en la Instrucción de Carreteras 6.1-IC “Secciones de Firme”, aprobada por Orden Ministerial FOM/3460/2003, de 28 de noviembre.</w:t>
+    </w:p>
+    <w:p>
+      <w:pPr>
+        <w:spacing w:after="0" w:before="0" w:line="288" w:lineRule="auto"/>
+        <w:rPr>
+          <w:lang w:eastAsia="es-ES_tradnl"/>
+        </w:rPr>
+      </w:pPr>
+      <w:r>
+        <w:rPr>
+          <w:lang w:eastAsia="es-ES_tradnl"/>
+        </w:rPr>
+        <w:t>El objeto de esta norma es el establecimiento de los criterios básicos que deben ser considerados en el proyecto de firmes de carreteras de nueva construcción. Para ello se presenta una metodología de proyecto fácil y simple acompañada de un catálogo de secciones de firme contrastadas por la experiencia y comprobadas mediante métodos analíticos aplicados de acuerdo con la práctica actual.</w:t>
       </w:r>
     </w:p>
     <w:p>
@@ -673,16 +698,38 @@
     </w:p>
     <w:p>
       <w:pPr>
+        <w:spacing w:after="0" w:before="0" w:line="288" w:lineRule="auto"/>
+        <w:rPr>
+          <w:lang w:eastAsia="es-ES_tradnl"/>
+        </w:rPr>
+      </w:pPr>
+      <w:r>
+        <w:rPr>
+          <w:lang w:eastAsia="es-ES_tradnl"/>
+        </w:rPr>
+        <w:t>Asimismo, dado que la actuación contempla zonas con aprovechamiento parcial del firme existente (coincidencias parciales en planta y sección transversal entre el vial actual y el proyectado), se aplicarán de forma complementaria los criterios recogidos en la Instrucción de Carreteras 6.3-IC “Rehabilitación de Firmes”, aprobada por Orden Ministerial FOM/3459/2003, de 28 de noviembre. En este sentido, en los supuestos de obras de acondicionamiento, mejora de trazado, ensanches y duplicación de calzadas con aprovechamiento de parte o de la totalidad de la calzada existente, resulta de aplicación conjunta el marco de ambas normas, empleándose la 6.1-IC para la definición de secciones tipo y espesores, y la 6.3-IC para los criterios de intervención y compatibilidad con firmes en servicio.</w:t>
+      </w:r>
+    </w:p>
+    <w:p>
+      <w:pPr>
         <w:spacing w:line="288" w:lineRule="auto"/>
         <w:rPr>
           <w:lang w:eastAsia="es-ES_tradnl"/>
         </w:rPr>
       </w:pPr>
-      <w:r>
-        <w:rPr>
-          <w:lang w:eastAsia="es-ES_tradnl"/>
-        </w:rPr>
-        <w:t>El objeto de esta norma es el establecimiento de los criterios básicos que deben ser considerados en el proyecto de firmes de carreteras de nueva construcción. Para ello se presenta una metodología de proyecto fácil y simple acompañada de un catálogo de secciones de firme contrastadas por la experiencia y comprobadas mediante métodos analíticos aplicados de acuerdo con la práctica actual.</w:t>
+    </w:p>
+    <w:p>
+      <w:pPr>
+        <w:spacing w:after="0" w:before="0" w:line="288" w:lineRule="auto"/>
+        <w:rPr>
+          <w:lang w:eastAsia="es-ES_tradnl"/>
+        </w:rPr>
+      </w:pPr>
+      <w:r>
+        <w:rPr>
+          <w:lang w:eastAsia="es-ES_tradnl"/>
+        </w:rPr>
+        <w:t>Adicionalmente, y con objeto de contrastar el dimensionamiento y facilitar la evaluación de soluciones en actuaciones con coexistencia de firme existente y secciones no directamente recogidas como “sección tipo” en el catálogo, se empleará como herramienta auxiliar el programa ICAFIR, asociado a la Instrucción para el Diseño de Firmes de la Red de Carreteras de Andalucía. El uso de dicha herramienta tendrá carácter complementario, utilizándose para el análisis y verificación comparativa de alternativas y para la obtención de parámetros de cálculo asociados al cimiento y a la sección estructural, manteniéndose como marco principal de justificación la normativa indicada.</w:t>
       </w:r>
     </w:p>
     <w:p>
@@ -695,51 +742,7 @@
     </w:p>
     <w:p>
       <w:pPr>
-        <w:spacing w:line="288" w:lineRule="auto"/>
-        <w:rPr>
-          <w:lang w:eastAsia="es-ES_tradnl"/>
-        </w:rPr>
-      </w:pPr>
-      <w:r>
-        <w:rPr>
-          <w:lang w:eastAsia="es-ES_tradnl"/>
-        </w:rPr>
-        <w:t>Asimismo, dado que la actuación contempla zonas con aprovechamiento parcial del firme existente (coincidencias parciales en planta y sección transversal entre el vial actual y el proyectado), se aplicarán de forma complementaria los criterios recogidos en la Instrucción de Carreteras 6.3-IC “Rehabilitación de Firmes”, aprobada por Orden Ministerial FOM/3459/2003, de 28 de noviembre. En este sentido, en los supuestos de obras de acondicionamiento, mejora de trazado, ensanches y duplicación de calzadas con aprovechamiento de parte o de la totalidad de la calzada existente, resulta de aplicación conjunta el marco de ambas normas, empleándose la 6.1-IC para la definición de secciones tipo y espesores, y la 6.3-IC para los criterios de intervención y compatibilidad con firmes en servicio.</w:t>
-      </w:r>
-    </w:p>
-    <w:p>
-      <w:pPr>
-        <w:spacing w:line="288" w:lineRule="auto"/>
-        <w:rPr>
-          <w:lang w:eastAsia="es-ES_tradnl"/>
-        </w:rPr>
-      </w:pPr>
-    </w:p>
-    <w:p>
-      <w:pPr>
-        <w:spacing w:line="288" w:lineRule="auto"/>
-        <w:rPr>
-          <w:lang w:eastAsia="es-ES_tradnl"/>
-        </w:rPr>
-      </w:pPr>
-      <w:r>
-        <w:rPr>
-          <w:lang w:eastAsia="es-ES_tradnl"/>
-        </w:rPr>
-        <w:t>Adicionalmente, y con objeto de contrastar el dimensionamiento y facilitar la evaluación de soluciones en actuaciones con coexistencia de firme existente y secciones no directamente recogidas como “sección tipo” en el catálogo, se empleará como herramienta auxiliar el programa ICAFIR, asociado a la Instrucción para el Diseño de Firmes de la Red de Carreteras de Andalucía. El uso de dicha herramienta tendrá carácter complementario, utilizándose para el análisis y verificación comparativa de alternativas y para la obtención de parámetros de cálculo asociados al cimiento y a la sección estructural, manteniéndose como marco principal de justificación la normativa indicada.</w:t>
-      </w:r>
-    </w:p>
-    <w:p>
-      <w:pPr>
-        <w:spacing w:line="288" w:lineRule="auto"/>
-        <w:rPr>
-          <w:lang w:eastAsia="es-ES_tradnl"/>
-        </w:rPr>
-      </w:pPr>
-    </w:p>
-    <w:p>
-      <w:pPr>
-        <w:spacing w:line="288" w:lineRule="auto"/>
+        <w:spacing w:after="0" w:before="0" w:line="288" w:lineRule="auto"/>
         <w:rPr>
           <w:lang w:eastAsia="es-ES_tradnl"/>
         </w:rPr>
@@ -767,7 +770,7 @@
         <w:pBdr>
           <w:bottom w:val="single" w:sz="4" w:space="1" w:color="0070C0"/>
         </w:pBdr>
-        <w:spacing w:before="0" w:after="0" w:line="288" w:lineRule="auto"/>
+        <w:spacing w:before="220" w:after="120" w:line="288" w:lineRule="auto"/>
         <w:rPr>
           <w:rFonts w:eastAsia="Montserrat"/>
           <w:color w:val="000000" w:themeColor="text1"/>
@@ -775,6 +778,7 @@
           <w:szCs w:val="19"/>
           <w:lang w:eastAsia="es-ES_tradnl"/>
         </w:rPr>
+        <w:keepNext/>
       </w:pPr>
       <w:bookmarkStart w:id="7" w:name="_Toc209551375"/>
       <w:bookmarkStart w:id="8" w:name="_Toc224047182"/>
@@ -803,29 +807,29 @@
     </w:p>
     <w:p>
       <w:pPr>
+        <w:spacing w:after="0" w:before="0" w:line="288" w:lineRule="auto"/>
+        <w:rPr>
+          <w:lang w:eastAsia="es-ES_tradnl"/>
+        </w:rPr>
+      </w:pPr>
+      <w:r>
+        <w:rPr>
+          <w:lang w:eastAsia="es-ES_tradnl"/>
+        </w:rPr>
+        <w:t>La estructura del firme deberá adecuarse entre otros factores a la acción prevista del tráfico, fundamentalmente del más pesado, durante la vida útil del firme. Por ello, la sección estructural del firme dependerá, en primera instancia de la intensidad media diaria de vehículos pesados (IMDp) que se prevea en el carril de proyecto en el año de puesta en servicio. Dicha intensidad se utilizará para establecer la categoría de tráfico pesado.</w:t>
+      </w:r>
+    </w:p>
+    <w:p>
+      <w:pPr>
         <w:spacing w:line="288" w:lineRule="auto"/>
         <w:rPr>
           <w:lang w:eastAsia="es-ES_tradnl"/>
         </w:rPr>
       </w:pPr>
-      <w:r>
-        <w:rPr>
-          <w:lang w:eastAsia="es-ES_tradnl"/>
-        </w:rPr>
-        <w:t>La estructura del firme deberá adecuarse entre otros factores a la acción prevista del tráfico, fundamentalmente del más pesado, durante la vida útil del firme. Por ello, la sección estructural del firme dependerá, en primera instancia de la intensidad media diaria de vehículos pesados (IMDp) que se prevea en el carril de proyecto en el año de puesta en servicio. Dicha intensidad se utilizará para establecer la categoría de tráfico pesado.</w:t>
-      </w:r>
-    </w:p>
-    <w:p>
-      <w:pPr>
-        <w:spacing w:line="288" w:lineRule="auto"/>
-        <w:rPr>
-          <w:lang w:eastAsia="es-ES_tradnl"/>
-        </w:rPr>
-      </w:pPr>
-    </w:p>
-    <w:p>
-      <w:pPr>
-        <w:spacing w:line="288" w:lineRule="auto"/>
+    </w:p>
+    <w:p>
+      <w:pPr>
+        <w:spacing w:after="0" w:before="0" w:line="288" w:lineRule="auto"/>
         <w:rPr>
           <w:lang w:eastAsia="es-ES_tradnl"/>
         </w:rPr>
@@ -926,29 +930,29 @@
     </w:p>
     <w:p>
       <w:pPr>
+        <w:spacing w:after="0" w:before="0" w:line="288" w:lineRule="auto"/>
+        <w:rPr>
+          <w:lang w:eastAsia="es-ES_tradnl"/>
+        </w:rPr>
+      </w:pPr>
+      <w:r>
+        <w:rPr>
+          <w:lang w:eastAsia="es-ES_tradnl"/>
+        </w:rPr>
+        <w:t xml:space="preserve">Particularizando para nuestro proyecto, el Estudio de Tráfico facilitado por VECTIO establece la metodología basada en la IH100 (intensidad horaria superada únicamente durante 99 horas al año) y el empleo de coeficientes obtenidos a partir de la estación permanente más cercana situada en el tronco de la MA-20 (Estación MA-274-0), a partir de los datos horarios del año 2024. </w:t>
+      </w:r>
+    </w:p>
+    <w:p>
+      <w:pPr>
         <w:spacing w:line="288" w:lineRule="auto"/>
         <w:rPr>
           <w:lang w:eastAsia="es-ES_tradnl"/>
         </w:rPr>
       </w:pPr>
-      <w:r>
-        <w:rPr>
-          <w:lang w:eastAsia="es-ES_tradnl"/>
-        </w:rPr>
-        <w:t xml:space="preserve">Particularizando para nuestro proyecto, el Estudio de Tráfico facilitado por VECTIO establece la metodología basada en la IH100 (intensidad horaria superada únicamente durante 99 horas al año) y el empleo de coeficientes obtenidos a partir de la estación permanente más cercana situada en el tronco de la MA-20 (Estación MA-274-0), a partir de los datos horarios del año 2024. </w:t>
-      </w:r>
-    </w:p>
-    <w:p>
-      <w:pPr>
-        <w:spacing w:line="288" w:lineRule="auto"/>
-        <w:rPr>
-          <w:lang w:eastAsia="es-ES_tradnl"/>
-        </w:rPr>
-      </w:pPr>
-    </w:p>
-    <w:p>
-      <w:pPr>
-        <w:spacing w:line="288" w:lineRule="auto"/>
+    </w:p>
+    <w:p>
+      <w:pPr>
+        <w:spacing w:after="0" w:before="0" w:line="288" w:lineRule="auto"/>
         <w:rPr>
           <w:lang w:eastAsia="es-ES_tradnl"/>
         </w:rPr>
@@ -974,7 +978,7 @@
           <w:ilvl w:val="0"/>
           <w:numId w:val="4"/>
         </w:numPr>
-        <w:spacing w:line="288" w:lineRule="auto"/>
+        <w:spacing w:after="0" w:before="0" w:line="288" w:lineRule="auto"/>
         <w:rPr>
           <w:lang w:eastAsia="es-ES_tradnl"/>
         </w:rPr>
@@ -992,29 +996,29 @@
           <w:ilvl w:val="0"/>
           <w:numId w:val="4"/>
         </w:numPr>
+        <w:spacing w:after="0" w:before="0" w:line="288" w:lineRule="auto"/>
+        <w:rPr>
+          <w:lang w:eastAsia="es-ES_tradnl"/>
+        </w:rPr>
+      </w:pPr>
+      <w:r>
+        <w:rPr>
+          <w:lang w:eastAsia="es-ES_tradnl"/>
+        </w:rPr>
+        <w:t>IH100 (estación MA-274-0) = 6.475 vehículos/hora</w:t>
+      </w:r>
+    </w:p>
+    <w:p>
+      <w:pPr>
         <w:spacing w:line="288" w:lineRule="auto"/>
         <w:rPr>
           <w:lang w:eastAsia="es-ES_tradnl"/>
         </w:rPr>
       </w:pPr>
-      <w:r>
-        <w:rPr>
-          <w:lang w:eastAsia="es-ES_tradnl"/>
-        </w:rPr>
-        <w:t>IH100 (estación MA-274-0) = 6.475 vehículos/hora</w:t>
-      </w:r>
-    </w:p>
-    <w:p>
-      <w:pPr>
-        <w:spacing w:line="288" w:lineRule="auto"/>
-        <w:rPr>
-          <w:lang w:eastAsia="es-ES_tradnl"/>
-        </w:rPr>
-      </w:pPr>
-    </w:p>
-    <w:p>
-      <w:pPr>
-        <w:spacing w:line="288" w:lineRule="auto"/>
+    </w:p>
+    <w:p>
+      <w:pPr>
+        <w:spacing w:after="0" w:before="0" w:line="288" w:lineRule="auto"/>
         <w:rPr>
           <w:lang w:eastAsia="es-ES_tradnl"/>
         </w:rPr>
@@ -1129,29 +1133,29 @@
     </w:p>
     <w:p>
       <w:pPr>
+        <w:spacing w:after="0" w:before="0" w:line="288" w:lineRule="auto"/>
+        <w:rPr>
+          <w:lang w:eastAsia="es-ES_tradnl"/>
+        </w:rPr>
+      </w:pPr>
+      <w:r>
+        <w:rPr>
+          <w:lang w:eastAsia="es-ES_tradnl"/>
+        </w:rPr>
+        <w:t>Esta relación se aplica a la IH100 obtenida para cada tramo de la Carretera del Parador en el estudio de tráfico, resultando:</w:t>
+      </w:r>
+    </w:p>
+    <w:p>
+      <w:pPr>
         <w:spacing w:line="288" w:lineRule="auto"/>
         <w:rPr>
           <w:lang w:eastAsia="es-ES_tradnl"/>
         </w:rPr>
       </w:pPr>
-      <w:r>
-        <w:rPr>
-          <w:lang w:eastAsia="es-ES_tradnl"/>
-        </w:rPr>
-        <w:t>Esta relación se aplica a la IH100 obtenida para cada tramo de la Carretera del Parador en el estudio de tráfico, resultando:</w:t>
-      </w:r>
-    </w:p>
-    <w:p>
-      <w:pPr>
-        <w:spacing w:line="288" w:lineRule="auto"/>
-        <w:rPr>
-          <w:lang w:eastAsia="es-ES_tradnl"/>
-        </w:rPr>
-      </w:pPr>
-    </w:p>
-    <w:p>
-      <w:pPr>
-        <w:spacing w:line="288" w:lineRule="auto"/>
+    </w:p>
+    <w:p>
+      <w:pPr>
+        <w:spacing w:after="0" w:before="0" w:line="288" w:lineRule="auto"/>
         <w:rPr>
           <w:lang w:eastAsia="es-ES_tradnl"/>
         </w:rPr>
@@ -1288,7 +1292,7 @@
     </w:p>
     <w:p>
       <w:pPr>
-        <w:spacing w:line="288" w:lineRule="auto"/>
+        <w:spacing w:after="0" w:before="0" w:line="288" w:lineRule="auto"/>
         <w:rPr>
           <w:lang w:eastAsia="es-ES_tradnl"/>
         </w:rPr>
@@ -1409,7 +1413,7 @@
     </w:p>
     <w:p>
       <w:pPr>
-        <w:spacing w:line="288" w:lineRule="auto"/>
+        <w:spacing w:after="0" w:before="0" w:line="288" w:lineRule="auto"/>
         <w:rPr>
           <w:lang w:eastAsia="es-ES_tradnl"/>
         </w:rPr>
@@ -1435,7 +1439,7 @@
           <w:ilvl w:val="0"/>
           <w:numId w:val="5"/>
         </w:numPr>
-        <w:spacing w:line="288" w:lineRule="auto"/>
+        <w:spacing w:after="0" w:before="0" w:line="288" w:lineRule="auto"/>
         <w:rPr>
           <w:lang w:eastAsia="es-ES_tradnl"/>
         </w:rPr>
@@ -1500,7 +1504,7 @@
           <w:ilvl w:val="0"/>
           <w:numId w:val="5"/>
         </w:numPr>
-        <w:spacing w:line="288" w:lineRule="auto"/>
+        <w:spacing w:after="0" w:before="0" w:line="288" w:lineRule="auto"/>
         <w:rPr>
           <w:lang w:eastAsia="es-ES_tradnl"/>
         </w:rPr>
@@ -1569,7 +1573,7 @@
     </w:p>
     <w:p>
       <w:pPr>
-        <w:spacing w:line="288" w:lineRule="auto"/>
+        <w:spacing w:after="0" w:before="0" w:line="288" w:lineRule="auto"/>
         <w:rPr>
           <w:lang w:eastAsia="es-ES_tradnl"/>
         </w:rPr>
@@ -1725,29 +1729,29 @@
     </w:p>
     <w:p>
       <w:pPr>
+        <w:spacing w:after="0" w:before="0" w:line="288" w:lineRule="auto"/>
+        <w:rPr>
+          <w:lang w:eastAsia="es-ES_tradnl"/>
+        </w:rPr>
+      </w:pPr>
+      <w:r>
+        <w:rPr>
+          <w:lang w:eastAsia="es-ES_tradnl"/>
+        </w:rPr>
+        <w:t>De acuerdo con la aclaración remitida por VECTIO, el dato de IMD tanto de ligeros como de pesados corresponde al total del tramo (ambos sentidos). Por tanto, para la determinación de la IMDp en el carril de proyecto, se procede conforme al criterio admitido por la Norma 6.1-IC en ausencia de datos concretos de asignación por carriles.</w:t>
+      </w:r>
+    </w:p>
+    <w:p>
+      <w:pPr>
         <w:spacing w:line="288" w:lineRule="auto"/>
         <w:rPr>
           <w:lang w:eastAsia="es-ES_tradnl"/>
         </w:rPr>
       </w:pPr>
-      <w:r>
-        <w:rPr>
-          <w:lang w:eastAsia="es-ES_tradnl"/>
-        </w:rPr>
-        <w:t>De acuerdo con la aclaración remitida por VECTIO, el dato de IMD tanto de ligeros como de pesados corresponde al total del tramo (ambos sentidos). Por tanto, para la determinación de la IMDp en el carril de proyecto, se procede conforme al criterio admitido por la Norma 6.1-IC en ausencia de datos concretos de asignación por carriles.</w:t>
-      </w:r>
-    </w:p>
-    <w:p>
-      <w:pPr>
-        <w:spacing w:line="288" w:lineRule="auto"/>
-        <w:rPr>
-          <w:lang w:eastAsia="es-ES_tradnl"/>
-        </w:rPr>
-      </w:pPr>
-    </w:p>
-    <w:p>
-      <w:pPr>
-        <w:spacing w:line="288" w:lineRule="auto"/>
+    </w:p>
+    <w:p>
+      <w:pPr>
+        <w:spacing w:after="0" w:before="0" w:line="288" w:lineRule="auto"/>
         <w:rPr>
           <w:lang w:eastAsia="es-ES_tradnl"/>
         </w:rPr>
@@ -1939,7 +1943,7 @@
     </w:p>
     <w:p>
       <w:pPr>
-        <w:spacing w:line="288" w:lineRule="auto"/>
+        <w:spacing w:after="0" w:before="0" w:line="288" w:lineRule="auto"/>
         <w:rPr>
           <w:lang w:eastAsia="es-ES_tradnl"/>
         </w:rPr>
@@ -1990,7 +1994,7 @@
     </w:p>
     <w:p>
       <w:pPr>
-        <w:spacing w:line="288" w:lineRule="auto"/>
+        <w:spacing w:after="0" w:before="0" w:line="288" w:lineRule="auto"/>
         <w:rPr>
           <w:lang w:eastAsia="es-ES_tradnl"/>
         </w:rPr>
@@ -2083,7 +2087,7 @@
         <w:pBdr>
           <w:bottom w:val="single" w:sz="4" w:space="1" w:color="0070C0"/>
         </w:pBdr>
-        <w:spacing w:before="0" w:after="0" w:line="288" w:lineRule="auto"/>
+        <w:spacing w:before="220" w:after="120" w:line="288" w:lineRule="auto"/>
         <w:rPr>
           <w:rFonts w:eastAsia="Montserrat"/>
           <w:color w:val="000000" w:themeColor="text1"/>
@@ -2091,6 +2095,7 @@
           <w:szCs w:val="19"/>
           <w:lang w:eastAsia="es-ES_tradnl"/>
         </w:rPr>
+        <w:keepNext/>
       </w:pPr>
       <w:bookmarkStart w:id="10" w:name="_Toc209551376"/>
       <w:bookmarkStart w:id="11" w:name="_Toc224047183"/>
@@ -2119,7 +2124,7 @@
     </w:p>
     <w:p>
       <w:pPr>
-        <w:spacing w:line="288" w:lineRule="auto"/>
+        <w:spacing w:after="0" w:before="0" w:line="288" w:lineRule="auto"/>
         <w:rPr>
           <w:lang w:eastAsia="es-ES_tradnl"/>
         </w:rPr>
@@ -2147,7 +2152,7 @@
           <w:ilvl w:val="0"/>
           <w:numId w:val="6"/>
         </w:numPr>
-        <w:spacing w:line="288" w:lineRule="auto"/>
+        <w:spacing w:after="0" w:before="0" w:line="288" w:lineRule="auto"/>
         <w:rPr>
           <w:lang w:eastAsia="es-ES_tradnl"/>
         </w:rPr>
@@ -2165,7 +2170,7 @@
           <w:ilvl w:val="0"/>
           <w:numId w:val="6"/>
         </w:numPr>
-        <w:spacing w:line="288" w:lineRule="auto"/>
+        <w:spacing w:after="0" w:before="0" w:line="288" w:lineRule="auto"/>
         <w:rPr>
           <w:lang w:eastAsia="es-ES_tradnl"/>
         </w:rPr>
@@ -2183,29 +2188,29 @@
           <w:ilvl w:val="0"/>
           <w:numId w:val="6"/>
         </w:numPr>
+        <w:spacing w:after="0" w:before="0" w:line="288" w:lineRule="auto"/>
+        <w:rPr>
+          <w:lang w:eastAsia="es-ES_tradnl"/>
+        </w:rPr>
+      </w:pPr>
+      <w:r>
+        <w:rPr>
+          <w:lang w:eastAsia="es-ES_tradnl"/>
+        </w:rPr>
+        <w:t>ALTA: Ee ≥ 160 MPa</w:t>
+      </w:r>
+    </w:p>
+    <w:p>
+      <w:pPr>
         <w:spacing w:line="288" w:lineRule="auto"/>
         <w:rPr>
           <w:lang w:eastAsia="es-ES_tradnl"/>
         </w:rPr>
       </w:pPr>
-      <w:r>
-        <w:rPr>
-          <w:lang w:eastAsia="es-ES_tradnl"/>
-        </w:rPr>
-        <w:t>ALTA: Ee ≥ 160 MPa</w:t>
-      </w:r>
-    </w:p>
-    <w:p>
-      <w:pPr>
-        <w:spacing w:line="288" w:lineRule="auto"/>
-        <w:rPr>
-          <w:lang w:eastAsia="es-ES_tradnl"/>
-        </w:rPr>
-      </w:pPr>
-    </w:p>
-    <w:p>
-      <w:pPr>
-        <w:spacing w:line="288" w:lineRule="auto"/>
+    </w:p>
+    <w:p>
+      <w:pPr>
+        <w:spacing w:after="0" w:before="0" w:line="288" w:lineRule="auto"/>
         <w:rPr>
           <w:lang w:eastAsia="es-ES_tradnl"/>
         </w:rPr>
@@ -2285,29 +2290,29 @@
     </w:p>
     <w:p>
       <w:pPr>
+        <w:spacing w:after="0" w:before="0" w:line="288" w:lineRule="auto"/>
+        <w:rPr>
+          <w:lang w:eastAsia="es-ES_tradnl"/>
+        </w:rPr>
+      </w:pPr>
+      <w:r>
+        <w:rPr>
+          <w:lang w:eastAsia="es-ES_tradnl"/>
+        </w:rPr>
+        <w:t>Por otro lado, de forma resumida, se exponen a continuación las conclusiones relativas a la formación de explanada recogidas en el Estudio Geotécnico del proyecto, en el que se indica que el sustrato aluvial presenta comportamiento de suelo tolerable (S0), con presencia local de materiales de menor calidad (S00), recomendándose el saneo previo de rellenos antrópicos cuando aparezcan.</w:t>
+      </w:r>
+    </w:p>
+    <w:p>
+      <w:pPr>
         <w:spacing w:line="288" w:lineRule="auto"/>
         <w:rPr>
           <w:lang w:eastAsia="es-ES_tradnl"/>
         </w:rPr>
       </w:pPr>
-      <w:r>
-        <w:rPr>
-          <w:lang w:eastAsia="es-ES_tradnl"/>
-        </w:rPr>
-        <w:t>Por otro lado, de forma resumida, se exponen a continuación las conclusiones relativas a la formación de explanada recogidas en el Estudio Geotécnico del proyecto, en el que se indica que el sustrato aluvial presenta comportamiento de suelo tolerable (S0), con presencia local de materiales de menor calidad (S00), recomendándose el saneo previo de rellenos antrópicos cuando aparezcan.</w:t>
-      </w:r>
-    </w:p>
-    <w:p>
-      <w:pPr>
-        <w:spacing w:line="288" w:lineRule="auto"/>
-        <w:rPr>
-          <w:lang w:eastAsia="es-ES_tradnl"/>
-        </w:rPr>
-      </w:pPr>
-    </w:p>
-    <w:p>
-      <w:pPr>
-        <w:spacing w:line="288" w:lineRule="auto"/>
+    </w:p>
+    <w:p>
+      <w:pPr>
+        <w:spacing w:after="0" w:before="0" w:line="288" w:lineRule="auto"/>
         <w:rPr>
           <w:lang w:eastAsia="es-ES_tradnl"/>
         </w:rPr>
@@ -2426,7 +2431,7 @@
     </w:p>
     <w:p>
       <w:pPr>
-        <w:spacing w:line="288" w:lineRule="auto"/>
+        <w:spacing w:after="0" w:before="0" w:line="288" w:lineRule="auto"/>
         <w:rPr>
           <w:lang w:eastAsia="es-ES_tradnl"/>
         </w:rPr>
@@ -2466,7 +2471,7 @@
           <w:ilvl w:val="0"/>
           <w:numId w:val="7"/>
         </w:numPr>
-        <w:spacing w:line="288" w:lineRule="auto"/>
+        <w:spacing w:after="0" w:before="0" w:line="288" w:lineRule="auto"/>
         <w:rPr>
           <w:lang w:eastAsia="es-ES_tradnl"/>
         </w:rPr>
@@ -2496,7 +2501,7 @@
     </w:p>
     <w:p>
       <w:pPr>
-        <w:spacing w:line="288" w:lineRule="auto"/>
+        <w:spacing w:after="0" w:before="0" w:line="288" w:lineRule="auto"/>
         <w:rPr>
           <w:lang w:eastAsia="es-ES_tradnl"/>
         </w:rPr>
@@ -2585,7 +2590,7 @@
         <w:pBdr>
           <w:bottom w:val="single" w:sz="4" w:space="1" w:color="0070C0"/>
         </w:pBdr>
-        <w:spacing w:before="0" w:after="0" w:line="288" w:lineRule="auto"/>
+        <w:spacing w:before="220" w:after="120" w:line="288" w:lineRule="auto"/>
         <w:rPr>
           <w:rFonts w:eastAsia="Montserrat"/>
           <w:color w:val="000000" w:themeColor="text1"/>
@@ -2593,6 +2598,7 @@
           <w:szCs w:val="19"/>
           <w:lang w:eastAsia="es-ES_tradnl"/>
         </w:rPr>
+        <w:keepNext/>
       </w:pPr>
       <w:bookmarkStart w:id="13" w:name="_Toc209551377"/>
       <w:bookmarkStart w:id="14" w:name="_Toc224047184"/>
@@ -2625,13 +2631,14 @@
     <w:p>
       <w:pPr>
         <w:pStyle w:val="Ttulo3"/>
-        <w:spacing w:before="0" w:after="0" w:line="288" w:lineRule="auto"/>
+        <w:spacing w:before="180" w:after="100" w:line="288" w:lineRule="auto"/>
         <w:rPr>
           <w:color w:val="000000" w:themeColor="text1"/>
           <w:sz w:val="19"/>
           <w:szCs w:val="19"/>
           <w:lang w:eastAsia="es-ES_tradnl"/>
         </w:rPr>
+        <w:keepNext/>
       </w:pPr>
       <w:bookmarkStart w:id="17" w:name="_Toc224047185"/>
       <w:bookmarkStart w:id="18" w:name="_Toc226624225"/>
@@ -2658,29 +2665,29 @@
     </w:p>
     <w:p>
       <w:pPr>
+        <w:spacing w:after="0" w:before="0" w:line="288" w:lineRule="auto"/>
+        <w:rPr>
+          <w:lang w:eastAsia="es-ES_tradnl"/>
+        </w:rPr>
+      </w:pPr>
+      <w:r>
+        <w:rPr>
+          <w:lang w:eastAsia="es-ES_tradnl"/>
+        </w:rPr>
+        <w:t>Con la categoría de tráfico pesado T32 obtenida en el apartado 3 (equivalente en GMU a T3B: 50 ≤ IMDp &lt; 100), y la categoría de cimiento MEDIA / Explanada E2 (Ee ≥ 100 MPa) adoptada en el apartado 4, el documento GMU incluye secciones recomendadas para en función de la explanada, siendo aplicables las correspondientes a EXPLANADA E2.</w:t>
+      </w:r>
+    </w:p>
+    <w:p>
+      <w:pPr>
         <w:spacing w:line="288" w:lineRule="auto"/>
         <w:rPr>
           <w:lang w:eastAsia="es-ES_tradnl"/>
         </w:rPr>
       </w:pPr>
-      <w:r>
-        <w:rPr>
-          <w:lang w:eastAsia="es-ES_tradnl"/>
-        </w:rPr>
-        <w:t>Con la categoría de tráfico pesado T32 obtenida en el apartado 3 (equivalente en GMU a T3B: 50 ≤ IMDp &lt; 100), y la categoría de cimiento MEDIA / Explanada E2 (Ee ≥ 100 MPa) adoptada en el apartado 4, el documento GMU incluye secciones recomendadas para en función de la explanada, siendo aplicables las correspondientes a EXPLANADA E2.</w:t>
-      </w:r>
-    </w:p>
-    <w:p>
-      <w:pPr>
-        <w:spacing w:line="288" w:lineRule="auto"/>
-        <w:rPr>
-          <w:lang w:eastAsia="es-ES_tradnl"/>
-        </w:rPr>
-      </w:pPr>
-    </w:p>
-    <w:p>
-      <w:pPr>
-        <w:spacing w:line="288" w:lineRule="auto"/>
+    </w:p>
+    <w:p>
+      <w:pPr>
+        <w:spacing w:after="0" w:before="0" w:line="288" w:lineRule="auto"/>
         <w:rPr>
           <w:lang w:eastAsia="es-ES_tradnl"/>
         </w:rPr>
@@ -2759,7 +2766,7 @@
     </w:p>
     <w:p>
       <w:pPr>
-        <w:spacing w:line="288" w:lineRule="auto"/>
+        <w:spacing w:after="0" w:before="0" w:line="288" w:lineRule="auto"/>
         <w:rPr>
           <w:lang w:eastAsia="es-ES_tradnl"/>
         </w:rPr>
@@ -2782,17 +2789,25 @@
     </w:p>
     <w:p>
       <w:pPr>
+        <w:spacing w:after="0" w:before="0" w:line="288" w:lineRule="auto"/>
+        <w:rPr>
+          <w:lang w:eastAsia="es-ES_tradnl"/>
+        </w:rPr>
+      </w:pPr>
+      <w:r>
+        <w:rPr>
+          <w:lang w:eastAsia="es-ES_tradnl"/>
+        </w:rPr>
+        <w:t>En consecuencia, para la calzada de tráfico rodado se proyecta un firme nuevo completo, con la siguiente sección tipo (de arriba a abajo):</w:t>
+      </w:r>
+    </w:p>
+    <w:p>
+      <w:pPr>
         <w:spacing w:line="288" w:lineRule="auto"/>
         <w:rPr>
           <w:lang w:eastAsia="es-ES_tradnl"/>
         </w:rPr>
       </w:pPr>
-      <w:r>
-        <w:rPr>
-          <w:lang w:eastAsia="es-ES_tradnl"/>
-        </w:rPr>
-        <w:t>En consecuencia, para la calzada de tráfico rodado se proyecta un firme nuevo completo, con la siguiente sección tipo (de arriba a abajo):</w:t>
-      </w:r>
     </w:p>
     <w:p>
       <w:pPr>
@@ -2801,26 +2816,11 @@
           <w:lang w:eastAsia="es-ES_tradnl"/>
         </w:rPr>
       </w:pPr>
-    </w:p>
-    <w:p>
-      <w:pPr>
-        <w:spacing w:line="288" w:lineRule="auto"/>
-        <w:rPr>
-          <w:lang w:eastAsia="es-ES_tradnl"/>
-        </w:rPr>
-      </w:pPr>
-    </w:p>
-    <w:p>
-      <w:r>
-        <w:rPr>
-          <w:rFonts w:ascii="Montserrat" w:hAnsi="Montserrat" w:eastAsia="Montserrat" w:cs="Montserrat"/>
-        </w:rPr>
-        <w:t xml:space="preserve">Tabla 1. Descripcion</w:t>
-      </w:r>
     </w:p>
     <w:tbl>
       <w:tblPr>
         <w:tblW w:w="9072" w:type="dxa"/>
+        <w:jc w:val="center"/>
         <w:tblCellSpacing w:w="15" w:type="dxa"/>
         <w:tblBorders>
           <w:top w:val="single" w:sz="4" w:space="0" w:color="595959"/>
@@ -2831,12 +2831,14 @@
           <w:insideV w:val="single" w:sz="4" w:space="0" w:color="595959"/>
         </w:tblBorders>
         <w:tblCellMar>
-          <w:top w:w="15" w:type="dxa"/>
-          <w:left w:w="15" w:type="dxa"/>
-          <w:bottom w:w="15" w:type="dxa"/>
-          <w:right w:w="15" w:type="dxa"/>
+          <w:top w:w="80" w:type="dxa"/>
+          <w:left w:w="100" w:type="dxa"/>
+          <w:bottom w:w="80" w:type="dxa"/>
+          <w:right w:w="100" w:type="dxa"/>
         </w:tblCellMar>
         <w:tblLook w:val="04A0" w:firstRow="1" w:lastRow="0" w:firstColumn="1" w:lastColumn="0" w:noHBand="0" w:noVBand="1"/>
+        <w:tblStyle w:val="TableGrid"/>
+        <w:tblLayout w:type="fixed"/>
       </w:tblPr>
       <w:tblGrid>
         <w:gridCol w:w="2522"/>
@@ -2845,123 +2847,8 @@
       </w:tblGrid>
       <w:tr>
         <w:trPr>
-          <w:cantSplit/>
-          <w:tblHeader/>
-          <w:tblCellSpacing w:w="15" w:type="dxa"/>
-        </w:trPr>
-        <w:tc>
-          <w:tcPr>
-            <w:tcW w:w="2506" w:type="dxa"/>
-            <w:shd w:val="clear" w:color="auto" w:fill="D9D9D9"/>
-            <w:tcMar>
-              <w:top w:w="60" w:type="dxa"/>
-              <w:left w:w="108" w:type="dxa"/>
-              <w:bottom w:w="60" w:type="dxa"/>
-              <w:right w:w="108" w:type="dxa"/>
-            </w:tcMar>
-            <w:vAlign w:val="center"/>
-            <w:hideMark/>
-          </w:tcPr>
-          <w:p>
-            <w:pPr>
-              <w:spacing w:line="288" w:lineRule="auto"/>
-              <w:jc w:val="center"/>
-              <w:rPr>
-                <w:b/>
-                <w:bCs/>
-                <w:lang w:eastAsia="es-ES_tradnl"/>
-              </w:rPr>
-            </w:pPr>
-            <w:r>
-              <w:rPr>
-                <w:rFonts w:ascii="Montserrat" w:hAnsi="Montserrat" w:cs="Montserrat"/>
-                <w:b/>
-                <w:bCs/>
-                <w:sz w:val="18"/>
-                <w:szCs w:val="18"/>
-                <w:lang w:eastAsia="es-ES_tradnl"/>
-              </w:rPr>
-              <w:lastRenderedPageBreak/>
-              <w:t>Capa</w:t>
-            </w:r>
-          </w:p>
-        </w:tc>
-        <w:tc>
-          <w:tcPr>
-            <w:tcW w:w="4627" w:type="dxa"/>
-            <w:shd w:val="clear" w:color="auto" w:fill="D9D9D9"/>
-            <w:tcMar>
-              <w:top w:w="60" w:type="dxa"/>
-              <w:left w:w="108" w:type="dxa"/>
-              <w:bottom w:w="60" w:type="dxa"/>
-              <w:right w:w="108" w:type="dxa"/>
-            </w:tcMar>
-            <w:vAlign w:val="center"/>
-            <w:hideMark/>
-          </w:tcPr>
-          <w:p>
-            <w:pPr>
-              <w:spacing w:line="288" w:lineRule="auto"/>
-              <w:jc w:val="center"/>
-              <w:rPr>
-                <w:b/>
-                <w:bCs/>
-                <w:lang w:eastAsia="es-ES_tradnl"/>
-              </w:rPr>
-            </w:pPr>
-            <w:r>
-              <w:rPr>
-                <w:rFonts w:ascii="Montserrat" w:hAnsi="Montserrat" w:cs="Montserrat"/>
-                <w:b/>
-                <w:bCs/>
-                <w:sz w:val="18"/>
-                <w:szCs w:val="18"/>
-                <w:lang w:eastAsia="es-ES_tradnl"/>
-              </w:rPr>
-              <w:t>Material</w:t>
-            </w:r>
-          </w:p>
-        </w:tc>
-        <w:tc>
-          <w:tcPr>
-            <w:tcW w:w="1939" w:type="dxa"/>
-            <w:shd w:val="clear" w:color="auto" w:fill="D9D9D9"/>
-            <w:tcMar>
-              <w:top w:w="60" w:type="dxa"/>
-              <w:left w:w="108" w:type="dxa"/>
-              <w:bottom w:w="60" w:type="dxa"/>
-              <w:right w:w="108" w:type="dxa"/>
-            </w:tcMar>
-            <w:vAlign w:val="center"/>
-            <w:hideMark/>
-          </w:tcPr>
-          <w:p>
-            <w:pPr>
-              <w:spacing w:line="288" w:lineRule="auto"/>
-              <w:jc w:val="center"/>
-              <w:rPr>
-                <w:b/>
-                <w:bCs/>
-                <w:lang w:eastAsia="es-ES_tradnl"/>
-              </w:rPr>
-            </w:pPr>
-            <w:r>
-              <w:rPr>
-                <w:rFonts w:ascii="Montserrat" w:hAnsi="Montserrat" w:cs="Montserrat"/>
-                <w:b/>
-                <w:bCs/>
-                <w:sz w:val="18"/>
-                <w:szCs w:val="18"/>
-                <w:lang w:eastAsia="es-ES_tradnl"/>
-              </w:rPr>
-              <w:t>Espesor (cm)</w:t>
-            </w:r>
-          </w:p>
-        </w:tc>
-      </w:tr>
-      <w:tr>
-        <w:trPr>
-          <w:cantSplit/>
+          <w:cantSplit w:val="1"/>
+          <w:tblHeader w:val="1"/>
           <w:tblCellSpacing w:w="15" w:type="dxa"/>
         </w:trPr>
         <w:tc>
@@ -2975,19 +2862,161 @@
             </w:tcMar>
             <w:vAlign w:val="center"/>
             <w:hideMark/>
+            <w:shd w:val="clear" w:color="auto" w:fill="366092"/>
+            <w:tcBorders>
+              <w:top w:val="single" w:sz="4" w:space="0" w:color="366092"/>
+              <w:left w:val="single" w:sz="4" w:space="0" w:color="366092"/>
+              <w:bottom w:val="single" w:sz="4" w:space="0" w:color="366092"/>
+              <w:right w:val="single" w:sz="4" w:space="0" w:color="366092"/>
+            </w:tcBorders>
           </w:tcPr>
           <w:p>
             <w:pPr>
-              <w:spacing w:line="288" w:lineRule="auto"/>
+              <w:spacing w:line="240" w:lineRule="auto" w:before="20" w:after="20"/>
+              <w:jc w:val="center"/>
+              <w:rPr>
+                <w:b/>
+                <w:bCs/>
+                <w:lang w:eastAsia="es-ES_tradnl"/>
+              </w:rPr>
+              <w:suppressAutoHyphens/>
+            </w:pPr>
+            <w:r>
+              <w:rPr>
+                <w:rFonts w:ascii="Montserrat" w:hAnsi="Montserrat" w:cs="Montserrat" w:eastAsia="Montserrat"/>
+                <w:b w:val="1"/>
+                <w:bCs/>
+                <w:color w:val="FFFFFF"/>
+                <w:lang w:eastAsia="es-ES_tradnl"/>
+              </w:rPr>
+              <w:lastRenderedPageBreak/>
+              <w:t>Capa</w:t>
+            </w:r>
+          </w:p>
+        </w:tc>
+        <w:tc>
+          <w:tcPr>
+            <w:tcW w:w="4627" w:type="dxa"/>
+            <w:tcMar>
+              <w:top w:w="60" w:type="dxa"/>
+              <w:left w:w="108" w:type="dxa"/>
+              <w:bottom w:w="60" w:type="dxa"/>
+              <w:right w:w="108" w:type="dxa"/>
+            </w:tcMar>
+            <w:vAlign w:val="center"/>
+            <w:hideMark/>
+            <w:shd w:val="clear" w:color="auto" w:fill="366092"/>
+            <w:tcBorders>
+              <w:top w:val="single" w:sz="4" w:space="0" w:color="366092"/>
+              <w:left w:val="single" w:sz="4" w:space="0" w:color="366092"/>
+              <w:bottom w:val="single" w:sz="4" w:space="0" w:color="366092"/>
+              <w:right w:val="single" w:sz="4" w:space="0" w:color="366092"/>
+            </w:tcBorders>
+          </w:tcPr>
+          <w:p>
+            <w:pPr>
+              <w:spacing w:line="240" w:lineRule="auto" w:before="20" w:after="20"/>
+              <w:jc w:val="center"/>
+              <w:rPr>
+                <w:b/>
+                <w:bCs/>
+                <w:lang w:eastAsia="es-ES_tradnl"/>
+              </w:rPr>
+              <w:suppressAutoHyphens/>
+            </w:pPr>
+            <w:r>
+              <w:rPr>
+                <w:rFonts w:ascii="Montserrat" w:hAnsi="Montserrat" w:cs="Montserrat" w:eastAsia="Montserrat"/>
+                <w:b w:val="1"/>
+                <w:bCs/>
+                <w:color w:val="FFFFFF"/>
+                <w:lang w:eastAsia="es-ES_tradnl"/>
+              </w:rPr>
+              <w:t>Material</w:t>
+            </w:r>
+          </w:p>
+        </w:tc>
+        <w:tc>
+          <w:tcPr>
+            <w:tcW w:w="1939" w:type="dxa"/>
+            <w:tcMar>
+              <w:top w:w="60" w:type="dxa"/>
+              <w:left w:w="108" w:type="dxa"/>
+              <w:bottom w:w="60" w:type="dxa"/>
+              <w:right w:w="108" w:type="dxa"/>
+            </w:tcMar>
+            <w:vAlign w:val="center"/>
+            <w:hideMark/>
+            <w:shd w:val="clear" w:color="auto" w:fill="366092"/>
+            <w:tcBorders>
+              <w:top w:val="single" w:sz="4" w:space="0" w:color="366092"/>
+              <w:left w:val="single" w:sz="4" w:space="0" w:color="366092"/>
+              <w:bottom w:val="single" w:sz="4" w:space="0" w:color="366092"/>
+              <w:right w:val="single" w:sz="4" w:space="0" w:color="366092"/>
+            </w:tcBorders>
+          </w:tcPr>
+          <w:p>
+            <w:pPr>
+              <w:spacing w:line="240" w:lineRule="auto" w:before="20" w:after="20"/>
+              <w:jc w:val="center"/>
+              <w:rPr>
+                <w:b/>
+                <w:bCs/>
+                <w:lang w:eastAsia="es-ES_tradnl"/>
+              </w:rPr>
+              <w:suppressAutoHyphens/>
+            </w:pPr>
+            <w:r>
+              <w:rPr>
+                <w:rFonts w:ascii="Montserrat" w:hAnsi="Montserrat" w:cs="Montserrat" w:eastAsia="Montserrat"/>
+                <w:b w:val="1"/>
+                <w:bCs/>
+                <w:color w:val="FFFFFF"/>
+                <w:lang w:eastAsia="es-ES_tradnl"/>
+              </w:rPr>
+              <w:t>Espesor (cm)</w:t>
+            </w:r>
+          </w:p>
+        </w:tc>
+      </w:tr>
+      <w:tr>
+        <w:trPr>
+          <w:cantSplit w:val="1"/>
+          <w:tblCellSpacing w:w="15" w:type="dxa"/>
+        </w:trPr>
+        <w:tc>
+          <w:tcPr>
+            <w:tcW w:w="2506" w:type="dxa"/>
+            <w:tcMar>
+              <w:top w:w="60" w:type="dxa"/>
+              <w:left w:w="108" w:type="dxa"/>
+              <w:bottom w:w="60" w:type="dxa"/>
+              <w:right w:w="108" w:type="dxa"/>
+            </w:tcMar>
+            <w:vAlign w:val="center"/>
+            <w:hideMark/>
+            <w:shd w:val="clear" w:color="auto" w:fill="FFFFFF"/>
+            <w:tcBorders>
+              <w:top w:val="single" w:sz="4" w:space="0" w:color="366092"/>
+              <w:left w:val="single" w:sz="4" w:space="0" w:color="366092"/>
+              <w:bottom w:val="single" w:sz="4" w:space="0" w:color="366092"/>
+              <w:right w:val="single" w:sz="4" w:space="0" w:color="366092"/>
+            </w:tcBorders>
+          </w:tcPr>
+          <w:p>
+            <w:pPr>
+              <w:spacing w:line="240" w:lineRule="auto" w:before="20" w:after="20"/>
+              <w:jc w:val="left"/>
               <w:rPr>
                 <w:lang w:eastAsia="es-ES_tradnl"/>
               </w:rPr>
+              <w:suppressAutoHyphens/>
             </w:pPr>
             <w:r>
               <w:rPr>
-                <w:rFonts w:ascii="Montserrat" w:hAnsi="Montserrat" w:cs="Montserrat"/>
-                <w:sz w:val="18"/>
-                <w:szCs w:val="18"/>
+                <w:rFonts w:ascii="Montserrat" w:hAnsi="Montserrat" w:cs="Montserrat" w:eastAsia="Montserrat"/>
+                <w:b w:val="0"/>
+                <w:color w:val="000000"/>
                 <w:lang w:eastAsia="es-ES_tradnl"/>
               </w:rPr>
               <w:t>Rodadura</w:t>
@@ -3005,19 +3034,28 @@
             </w:tcMar>
             <w:vAlign w:val="center"/>
             <w:hideMark/>
+            <w:shd w:val="clear" w:color="auto" w:fill="FFFFFF"/>
+            <w:tcBorders>
+              <w:top w:val="single" w:sz="4" w:space="0" w:color="366092"/>
+              <w:left w:val="single" w:sz="4" w:space="0" w:color="366092"/>
+              <w:bottom w:val="single" w:sz="4" w:space="0" w:color="366092"/>
+              <w:right w:val="single" w:sz="4" w:space="0" w:color="366092"/>
+            </w:tcBorders>
           </w:tcPr>
           <w:p>
             <w:pPr>
-              <w:spacing w:line="288" w:lineRule="auto"/>
+              <w:spacing w:line="240" w:lineRule="auto" w:before="20" w:after="20"/>
+              <w:jc w:val="left"/>
               <w:rPr>
                 <w:lang w:eastAsia="es-ES_tradnl"/>
               </w:rPr>
+              <w:suppressAutoHyphens/>
             </w:pPr>
             <w:r>
               <w:rPr>
-                <w:rFonts w:ascii="Montserrat" w:hAnsi="Montserrat" w:cs="Montserrat"/>
-                <w:sz w:val="18"/>
-                <w:szCs w:val="18"/>
+                <w:rFonts w:ascii="Montserrat" w:hAnsi="Montserrat" w:cs="Montserrat" w:eastAsia="Montserrat"/>
+                <w:b w:val="0"/>
+                <w:color w:val="000000"/>
                 <w:lang w:eastAsia="es-ES_tradnl"/>
               </w:rPr>
               <w:t>MBC AC-16 Surf 50/70 (S-12)</w:t>
@@ -3035,20 +3073,28 @@
             </w:tcMar>
             <w:vAlign w:val="center"/>
             <w:hideMark/>
+            <w:shd w:val="clear" w:color="auto" w:fill="FFFFFF"/>
+            <w:tcBorders>
+              <w:top w:val="single" w:sz="4" w:space="0" w:color="366092"/>
+              <w:left w:val="single" w:sz="4" w:space="0" w:color="366092"/>
+              <w:bottom w:val="single" w:sz="4" w:space="0" w:color="366092"/>
+              <w:right w:val="single" w:sz="4" w:space="0" w:color="366092"/>
+            </w:tcBorders>
           </w:tcPr>
           <w:p>
             <w:pPr>
-              <w:spacing w:line="288" w:lineRule="auto"/>
+              <w:spacing w:line="240" w:lineRule="auto" w:before="20" w:after="20"/>
               <w:jc w:val="right"/>
               <w:rPr>
                 <w:lang w:eastAsia="es-ES_tradnl"/>
               </w:rPr>
+              <w:suppressAutoHyphens/>
             </w:pPr>
             <w:r>
               <w:rPr>
-                <w:rFonts w:ascii="Montserrat" w:hAnsi="Montserrat" w:cs="Montserrat"/>
-                <w:sz w:val="18"/>
-                <w:szCs w:val="18"/>
+                <w:rFonts w:ascii="Montserrat" w:hAnsi="Montserrat" w:cs="Montserrat" w:eastAsia="Montserrat"/>
+                <w:b w:val="0"/>
+                <w:color w:val="000000"/>
                 <w:lang w:eastAsia="es-ES_tradnl"/>
               </w:rPr>
               <w:t>5</w:t>
@@ -3058,7 +3104,7 @@
       </w:tr>
       <w:tr>
         <w:trPr>
-          <w:cantSplit/>
+          <w:cantSplit w:val="1"/>
           <w:tblCellSpacing w:w="15" w:type="dxa"/>
         </w:trPr>
         <w:tc>
@@ -3072,19 +3118,28 @@
             </w:tcMar>
             <w:vAlign w:val="center"/>
             <w:hideMark/>
+            <w:shd w:val="clear" w:color="auto" w:fill="D9EAF7"/>
+            <w:tcBorders>
+              <w:top w:val="single" w:sz="4" w:space="0" w:color="366092"/>
+              <w:left w:val="single" w:sz="4" w:space="0" w:color="366092"/>
+              <w:bottom w:val="single" w:sz="4" w:space="0" w:color="366092"/>
+              <w:right w:val="single" w:sz="4" w:space="0" w:color="366092"/>
+            </w:tcBorders>
           </w:tcPr>
           <w:p>
             <w:pPr>
-              <w:spacing w:line="288" w:lineRule="auto"/>
+              <w:spacing w:line="240" w:lineRule="auto" w:before="20" w:after="20"/>
+              <w:jc w:val="left"/>
               <w:rPr>
                 <w:lang w:eastAsia="es-ES_tradnl"/>
               </w:rPr>
+              <w:suppressAutoHyphens/>
             </w:pPr>
             <w:r>
               <w:rPr>
-                <w:rFonts w:ascii="Montserrat" w:hAnsi="Montserrat" w:cs="Montserrat"/>
-                <w:sz w:val="18"/>
-                <w:szCs w:val="18"/>
+                <w:rFonts w:ascii="Montserrat" w:hAnsi="Montserrat" w:cs="Montserrat" w:eastAsia="Montserrat"/>
+                <w:b w:val="0"/>
+                <w:color w:val="000000"/>
                 <w:lang w:eastAsia="es-ES_tradnl"/>
               </w:rPr>
               <w:t>Base bituminosa</w:t>
@@ -3102,19 +3157,28 @@
             </w:tcMar>
             <w:vAlign w:val="center"/>
             <w:hideMark/>
+            <w:shd w:val="clear" w:color="auto" w:fill="D9EAF7"/>
+            <w:tcBorders>
+              <w:top w:val="single" w:sz="4" w:space="0" w:color="366092"/>
+              <w:left w:val="single" w:sz="4" w:space="0" w:color="366092"/>
+              <w:bottom w:val="single" w:sz="4" w:space="0" w:color="366092"/>
+              <w:right w:val="single" w:sz="4" w:space="0" w:color="366092"/>
+            </w:tcBorders>
           </w:tcPr>
           <w:p>
             <w:pPr>
-              <w:spacing w:line="288" w:lineRule="auto"/>
+              <w:spacing w:line="240" w:lineRule="auto" w:before="20" w:after="20"/>
+              <w:jc w:val="left"/>
               <w:rPr>
                 <w:lang w:eastAsia="es-ES_tradnl"/>
               </w:rPr>
+              <w:suppressAutoHyphens/>
             </w:pPr>
             <w:r>
               <w:rPr>
-                <w:rFonts w:ascii="Montserrat" w:hAnsi="Montserrat" w:cs="Montserrat"/>
-                <w:sz w:val="18"/>
-                <w:szCs w:val="18"/>
+                <w:rFonts w:ascii="Montserrat" w:hAnsi="Montserrat" w:cs="Montserrat" w:eastAsia="Montserrat"/>
+                <w:b w:val="0"/>
+                <w:color w:val="000000"/>
                 <w:lang w:eastAsia="es-ES_tradnl"/>
               </w:rPr>
               <w:t>MBC AC-22 Bin 50/70 S (G-20)</w:t>
@@ -3132,20 +3196,28 @@
             </w:tcMar>
             <w:vAlign w:val="center"/>
             <w:hideMark/>
+            <w:shd w:val="clear" w:color="auto" w:fill="D9EAF7"/>
+            <w:tcBorders>
+              <w:top w:val="single" w:sz="4" w:space="0" w:color="366092"/>
+              <w:left w:val="single" w:sz="4" w:space="0" w:color="366092"/>
+              <w:bottom w:val="single" w:sz="4" w:space="0" w:color="366092"/>
+              <w:right w:val="single" w:sz="4" w:space="0" w:color="366092"/>
+            </w:tcBorders>
           </w:tcPr>
           <w:p>
             <w:pPr>
-              <w:spacing w:line="288" w:lineRule="auto"/>
+              <w:spacing w:line="240" w:lineRule="auto" w:before="20" w:after="20"/>
               <w:jc w:val="right"/>
               <w:rPr>
                 <w:lang w:eastAsia="es-ES_tradnl"/>
               </w:rPr>
+              <w:suppressAutoHyphens/>
             </w:pPr>
             <w:r>
               <w:rPr>
-                <w:rFonts w:ascii="Montserrat" w:hAnsi="Montserrat" w:cs="Montserrat"/>
-                <w:sz w:val="18"/>
-                <w:szCs w:val="18"/>
+                <w:rFonts w:ascii="Montserrat" w:hAnsi="Montserrat" w:cs="Montserrat" w:eastAsia="Montserrat"/>
+                <w:b w:val="0"/>
+                <w:color w:val="000000"/>
                 <w:lang w:eastAsia="es-ES_tradnl"/>
               </w:rPr>
               <w:t>10</w:t>
@@ -3155,7 +3227,7 @@
       </w:tr>
       <w:tr>
         <w:trPr>
-          <w:cantSplit/>
+          <w:cantSplit w:val="1"/>
           <w:tblCellSpacing w:w="15" w:type="dxa"/>
         </w:trPr>
         <w:tc>
@@ -3169,19 +3241,28 @@
             </w:tcMar>
             <w:vAlign w:val="center"/>
             <w:hideMark/>
+            <w:shd w:val="clear" w:color="auto" w:fill="FFFFFF"/>
+            <w:tcBorders>
+              <w:top w:val="single" w:sz="4" w:space="0" w:color="366092"/>
+              <w:left w:val="single" w:sz="4" w:space="0" w:color="366092"/>
+              <w:bottom w:val="single" w:sz="4" w:space="0" w:color="366092"/>
+              <w:right w:val="single" w:sz="4" w:space="0" w:color="366092"/>
+            </w:tcBorders>
           </w:tcPr>
           <w:p>
             <w:pPr>
-              <w:spacing w:line="288" w:lineRule="auto"/>
+              <w:spacing w:line="240" w:lineRule="auto" w:before="20" w:after="20"/>
+              <w:jc w:val="left"/>
               <w:rPr>
                 <w:lang w:eastAsia="es-ES_tradnl"/>
               </w:rPr>
+              <w:suppressAutoHyphens/>
             </w:pPr>
             <w:r>
               <w:rPr>
-                <w:rFonts w:ascii="Montserrat" w:hAnsi="Montserrat" w:cs="Montserrat"/>
-                <w:sz w:val="18"/>
-                <w:szCs w:val="18"/>
+                <w:rFonts w:ascii="Montserrat" w:hAnsi="Montserrat" w:cs="Montserrat" w:eastAsia="Montserrat"/>
+                <w:b w:val="0"/>
+                <w:color w:val="000000"/>
                 <w:lang w:eastAsia="es-ES_tradnl"/>
               </w:rPr>
               <w:t>Capa rígida</w:t>
@@ -3199,19 +3280,28 @@
             </w:tcMar>
             <w:vAlign w:val="center"/>
             <w:hideMark/>
+            <w:shd w:val="clear" w:color="auto" w:fill="FFFFFF"/>
+            <w:tcBorders>
+              <w:top w:val="single" w:sz="4" w:space="0" w:color="366092"/>
+              <w:left w:val="single" w:sz="4" w:space="0" w:color="366092"/>
+              <w:bottom w:val="single" w:sz="4" w:space="0" w:color="366092"/>
+              <w:right w:val="single" w:sz="4" w:space="0" w:color="366092"/>
+            </w:tcBorders>
           </w:tcPr>
           <w:p>
             <w:pPr>
-              <w:spacing w:line="288" w:lineRule="auto"/>
+              <w:spacing w:line="240" w:lineRule="auto" w:before="20" w:after="20"/>
+              <w:jc w:val="left"/>
               <w:rPr>
                 <w:lang w:eastAsia="es-ES_tradnl"/>
               </w:rPr>
+              <w:suppressAutoHyphens/>
             </w:pPr>
             <w:r>
               <w:rPr>
-                <w:rFonts w:ascii="Montserrat" w:hAnsi="Montserrat" w:cs="Montserrat"/>
-                <w:sz w:val="18"/>
-                <w:szCs w:val="18"/>
+                <w:rFonts w:ascii="Montserrat" w:hAnsi="Montserrat" w:cs="Montserrat" w:eastAsia="Montserrat"/>
+                <w:b w:val="0"/>
+                <w:color w:val="000000"/>
                 <w:lang w:eastAsia="es-ES_tradnl"/>
               </w:rPr>
               <w:t xml:space="preserve">Hormigón seco compactado (HC) </w:t>
@@ -3229,20 +3319,28 @@
             </w:tcMar>
             <w:vAlign w:val="center"/>
             <w:hideMark/>
+            <w:shd w:val="clear" w:color="auto" w:fill="FFFFFF"/>
+            <w:tcBorders>
+              <w:top w:val="single" w:sz="4" w:space="0" w:color="366092"/>
+              <w:left w:val="single" w:sz="4" w:space="0" w:color="366092"/>
+              <w:bottom w:val="single" w:sz="4" w:space="0" w:color="366092"/>
+              <w:right w:val="single" w:sz="4" w:space="0" w:color="366092"/>
+            </w:tcBorders>
           </w:tcPr>
           <w:p>
             <w:pPr>
-              <w:spacing w:line="288" w:lineRule="auto"/>
+              <w:spacing w:line="240" w:lineRule="auto" w:before="20" w:after="20"/>
               <w:jc w:val="right"/>
               <w:rPr>
                 <w:lang w:eastAsia="es-ES_tradnl"/>
               </w:rPr>
+              <w:suppressAutoHyphens/>
             </w:pPr>
             <w:r>
               <w:rPr>
-                <w:rFonts w:ascii="Montserrat" w:hAnsi="Montserrat" w:cs="Montserrat"/>
-                <w:sz w:val="18"/>
-                <w:szCs w:val="18"/>
+                <w:rFonts w:ascii="Montserrat" w:hAnsi="Montserrat" w:cs="Montserrat" w:eastAsia="Montserrat"/>
+                <w:b w:val="0"/>
+                <w:color w:val="000000"/>
                 <w:lang w:eastAsia="es-ES_tradnl"/>
               </w:rPr>
               <w:t>20</w:t>
@@ -3252,7 +3350,7 @@
       </w:tr>
       <w:tr>
         <w:trPr>
-          <w:cantSplit/>
+          <w:cantSplit w:val="1"/>
           <w:tblCellSpacing w:w="15" w:type="dxa"/>
         </w:trPr>
         <w:tc>
@@ -3266,19 +3364,28 @@
             </w:tcMar>
             <w:vAlign w:val="center"/>
             <w:hideMark/>
+            <w:shd w:val="clear" w:color="auto" w:fill="D9EAF7"/>
+            <w:tcBorders>
+              <w:top w:val="single" w:sz="4" w:space="0" w:color="366092"/>
+              <w:left w:val="single" w:sz="4" w:space="0" w:color="366092"/>
+              <w:bottom w:val="single" w:sz="4" w:space="0" w:color="366092"/>
+              <w:right w:val="single" w:sz="4" w:space="0" w:color="366092"/>
+            </w:tcBorders>
           </w:tcPr>
           <w:p>
             <w:pPr>
-              <w:spacing w:line="288" w:lineRule="auto"/>
+              <w:spacing w:line="240" w:lineRule="auto" w:before="20" w:after="20"/>
+              <w:jc w:val="left"/>
               <w:rPr>
                 <w:lang w:eastAsia="es-ES_tradnl"/>
               </w:rPr>
+              <w:suppressAutoHyphens/>
             </w:pPr>
             <w:r>
               <w:rPr>
-                <w:rFonts w:ascii="Montserrat" w:hAnsi="Montserrat" w:cs="Montserrat"/>
-                <w:sz w:val="18"/>
-                <w:szCs w:val="18"/>
+                <w:rFonts w:ascii="Montserrat" w:hAnsi="Montserrat" w:cs="Montserrat" w:eastAsia="Montserrat"/>
+                <w:b w:val="0"/>
+                <w:color w:val="000000"/>
                 <w:lang w:eastAsia="es-ES_tradnl"/>
               </w:rPr>
               <w:t>Subbase granular</w:t>
@@ -3296,19 +3403,28 @@
             </w:tcMar>
             <w:vAlign w:val="center"/>
             <w:hideMark/>
+            <w:shd w:val="clear" w:color="auto" w:fill="D9EAF7"/>
+            <w:tcBorders>
+              <w:top w:val="single" w:sz="4" w:space="0" w:color="366092"/>
+              <w:left w:val="single" w:sz="4" w:space="0" w:color="366092"/>
+              <w:bottom w:val="single" w:sz="4" w:space="0" w:color="366092"/>
+              <w:right w:val="single" w:sz="4" w:space="0" w:color="366092"/>
+            </w:tcBorders>
           </w:tcPr>
           <w:p>
             <w:pPr>
-              <w:spacing w:line="288" w:lineRule="auto"/>
+              <w:spacing w:line="240" w:lineRule="auto" w:before="20" w:after="20"/>
+              <w:jc w:val="left"/>
               <w:rPr>
                 <w:lang w:eastAsia="es-ES_tradnl"/>
               </w:rPr>
+              <w:suppressAutoHyphens/>
             </w:pPr>
             <w:r>
               <w:rPr>
-                <w:rFonts w:ascii="Montserrat" w:hAnsi="Montserrat" w:cs="Montserrat"/>
-                <w:sz w:val="18"/>
-                <w:szCs w:val="18"/>
+                <w:rFonts w:ascii="Montserrat" w:hAnsi="Montserrat" w:cs="Montserrat" w:eastAsia="Montserrat"/>
+                <w:b w:val="0"/>
+                <w:color w:val="000000"/>
                 <w:lang w:eastAsia="es-ES_tradnl"/>
               </w:rPr>
               <w:t>Zahorra artificial (ZA)</w:t>
@@ -3326,20 +3442,28 @@
             </w:tcMar>
             <w:vAlign w:val="center"/>
             <w:hideMark/>
+            <w:shd w:val="clear" w:color="auto" w:fill="D9EAF7"/>
+            <w:tcBorders>
+              <w:top w:val="single" w:sz="4" w:space="0" w:color="366092"/>
+              <w:left w:val="single" w:sz="4" w:space="0" w:color="366092"/>
+              <w:bottom w:val="single" w:sz="4" w:space="0" w:color="366092"/>
+              <w:right w:val="single" w:sz="4" w:space="0" w:color="366092"/>
+            </w:tcBorders>
           </w:tcPr>
           <w:p>
             <w:pPr>
-              <w:spacing w:line="288" w:lineRule="auto"/>
+              <w:spacing w:line="240" w:lineRule="auto" w:before="20" w:after="20"/>
               <w:jc w:val="right"/>
               <w:rPr>
                 <w:lang w:eastAsia="es-ES_tradnl"/>
               </w:rPr>
+              <w:suppressAutoHyphens/>
             </w:pPr>
             <w:r>
               <w:rPr>
-                <w:rFonts w:ascii="Montserrat" w:hAnsi="Montserrat" w:cs="Montserrat"/>
-                <w:sz w:val="18"/>
-                <w:szCs w:val="18"/>
+                <w:rFonts w:ascii="Montserrat" w:hAnsi="Montserrat" w:cs="Montserrat" w:eastAsia="Montserrat"/>
+                <w:b w:val="0"/>
+                <w:color w:val="000000"/>
                 <w:lang w:eastAsia="es-ES_tradnl"/>
               </w:rPr>
               <w:t>30</w:t>
@@ -3349,7 +3473,7 @@
       </w:tr>
       <w:tr>
         <w:trPr>
-          <w:cantSplit/>
+          <w:cantSplit w:val="1"/>
           <w:tblCellSpacing w:w="15" w:type="dxa"/>
         </w:trPr>
         <w:tc>
@@ -3362,10 +3486,18 @@
               <w:right w:w="108" w:type="dxa"/>
             </w:tcMar>
             <w:vAlign w:val="center"/>
+            <w:shd w:val="clear" w:color="auto" w:fill="FFFFFF"/>
+            <w:tcBorders>
+              <w:top w:val="single" w:sz="4" w:space="0" w:color="366092"/>
+              <w:left w:val="single" w:sz="4" w:space="0" w:color="366092"/>
+              <w:bottom w:val="single" w:sz="4" w:space="0" w:color="366092"/>
+              <w:right w:val="single" w:sz="4" w:space="0" w:color="366092"/>
+            </w:tcBorders>
           </w:tcPr>
           <w:p>
             <w:pPr>
-              <w:spacing w:line="288" w:lineRule="auto"/>
+              <w:spacing w:line="240" w:lineRule="auto" w:before="20" w:after="20"/>
+              <w:jc w:val="left"/>
               <w:rPr>
                 <w:lang w:eastAsia="es-ES_tradnl"/>
               </w:rPr>
@@ -3382,10 +3514,18 @@
               <w:right w:w="108" w:type="dxa"/>
             </w:tcMar>
             <w:vAlign w:val="center"/>
+            <w:shd w:val="clear" w:color="auto" w:fill="FFFFFF"/>
+            <w:tcBorders>
+              <w:top w:val="single" w:sz="4" w:space="0" w:color="366092"/>
+              <w:left w:val="single" w:sz="4" w:space="0" w:color="366092"/>
+              <w:bottom w:val="single" w:sz="4" w:space="0" w:color="366092"/>
+              <w:right w:val="single" w:sz="4" w:space="0" w:color="366092"/>
+            </w:tcBorders>
           </w:tcPr>
           <w:p>
             <w:pPr>
-              <w:spacing w:line="288" w:lineRule="auto"/>
+              <w:spacing w:line="240" w:lineRule="auto" w:before="20" w:after="20"/>
+              <w:jc w:val="left"/>
               <w:rPr>
                 <w:lang w:eastAsia="es-ES_tradnl"/>
               </w:rPr>
@@ -3402,10 +3542,18 @@
               <w:right w:w="108" w:type="dxa"/>
             </w:tcMar>
             <w:vAlign w:val="center"/>
+            <w:shd w:val="clear" w:color="auto" w:fill="FFFFFF"/>
+            <w:tcBorders>
+              <w:top w:val="single" w:sz="4" w:space="0" w:color="366092"/>
+              <w:left w:val="single" w:sz="4" w:space="0" w:color="366092"/>
+              <w:bottom w:val="single" w:sz="4" w:space="0" w:color="366092"/>
+              <w:right w:val="single" w:sz="4" w:space="0" w:color="366092"/>
+            </w:tcBorders>
           </w:tcPr>
           <w:p>
             <w:pPr>
-              <w:spacing w:line="288" w:lineRule="auto"/>
+              <w:spacing w:line="240" w:lineRule="auto" w:before="20" w:after="20"/>
+              <w:jc w:val="left"/>
               <w:rPr>
                 <w:lang w:eastAsia="es-ES_tradnl"/>
               </w:rPr>
@@ -3416,16 +3564,51 @@
     </w:tbl>
     <w:p>
       <w:pPr>
+        <w:spacing w:before="40" w:after="140" w:lineRule="auto"/>
+      </w:pPr>
+      <w:r>
+        <w:rPr>
+          <w:rFonts w:ascii="Montserrat" w:hAnsi="Montserrat" w:eastAsia="Montserrat" w:cs="Montserrat"/>
+          <w:sz w:val="18"/>
+          <w:szCs w:val="18"/>
+        </w:rPr>
+        <w:t xml:space="preserve">Tabla 1. Descripcion</w:t>
+      </w:r>
+    </w:p>
+    <w:p>
+      <w:pPr>
+        <w:spacing w:after="0" w:before="0" w:line="288" w:lineRule="auto"/>
+        <w:rPr>
+          <w:lang w:eastAsia="es-ES_tradnl"/>
+        </w:rPr>
+      </w:pPr>
+      <w:r>
+        <w:rPr>
+          <w:lang w:eastAsia="es-ES_tradnl"/>
+        </w:rPr>
+        <w:t>El incremento del paquete bituminoso respecto a la sección GMU de referencia (de 7 cm en la tipología C21 a 15 cm) se justifica por compatibilidad con el firme existente del corredor (15–20 cm de asfalto) y por la necesidad de disponer capas suficientes para regularización geométrica y uniformidad de comportamiento en una actuación con coexistencia de plataforma previa. La capa rígida HF 20 cm y la ZA 30 cm se sitúan dentro de los rangos identificados en el firme existente (hormigón 15–24 cm; zahorra 20–40 cm), reforzando el criterio de coherencia del conjunto.</w:t>
+      </w:r>
+    </w:p>
+    <w:p>
+      <w:pPr>
         <w:spacing w:line="288" w:lineRule="auto"/>
         <w:rPr>
           <w:lang w:eastAsia="es-ES_tradnl"/>
         </w:rPr>
       </w:pPr>
-      <w:r>
-        <w:rPr>
-          <w:lang w:eastAsia="es-ES_tradnl"/>
-        </w:rPr>
-        <w:t>El incremento del paquete bituminoso respecto a la sección GMU de referencia (de 7 cm en la tipología C21 a 15 cm) se justifica por compatibilidad con el firme existente del corredor (15–20 cm de asfalto) y por la necesidad de disponer capas suficientes para regularización geométrica y uniformidad de comportamiento en una actuación con coexistencia de plataforma previa. La capa rígida HF 20 cm y la ZA 30 cm se sitúan dentro de los rangos identificados en el firme existente (hormigón 15–24 cm; zahorra 20–40 cm), reforzando el criterio de coherencia del conjunto.</w:t>
+    </w:p>
+    <w:p>
+      <w:pPr>
+        <w:spacing w:after="0" w:before="0" w:line="288" w:lineRule="auto"/>
+        <w:rPr>
+          <w:lang w:eastAsia="es-ES_tradnl"/>
+        </w:rPr>
+      </w:pPr>
+      <w:r>
+        <w:rPr>
+          <w:lang w:eastAsia="es-ES_tradnl"/>
+        </w:rPr>
+        <w:t>Finalmente, en los tramos donde exista calzada previa, no se reutiliza el firme como parte del paquete estructural superior (rodadura/base/capa rígida), considerándose únicamente su aprovechamiento a nivel de cimiento/explanada, previa regularización y comprobación de capacidad portante para garantizar la categoría MEDIA (Ee ≥ 100 MPa).</w:t>
       </w:r>
     </w:p>
     <w:p>
@@ -3438,36 +3621,15 @@
     </w:p>
     <w:p>
       <w:pPr>
-        <w:spacing w:line="288" w:lineRule="auto"/>
-        <w:rPr>
-          <w:lang w:eastAsia="es-ES_tradnl"/>
-        </w:rPr>
-      </w:pPr>
-      <w:r>
-        <w:rPr>
-          <w:lang w:eastAsia="es-ES_tradnl"/>
-        </w:rPr>
-        <w:t>Finalmente, en los tramos donde exista calzada previa, no se reutiliza el firme como parte del paquete estructural superior (rodadura/base/capa rígida), considerándose únicamente su aprovechamiento a nivel de cimiento/explanada, previa regularización y comprobación de capacidad portante para garantizar la categoría MEDIA (Ee ≥ 100 MPa).</w:t>
-      </w:r>
-    </w:p>
-    <w:p>
-      <w:pPr>
-        <w:spacing w:line="288" w:lineRule="auto"/>
-        <w:rPr>
-          <w:lang w:eastAsia="es-ES_tradnl"/>
-        </w:rPr>
-      </w:pPr>
-    </w:p>
-    <w:p>
-      <w:pPr>
         <w:pStyle w:val="Ttulo3"/>
-        <w:spacing w:before="0" w:after="0" w:line="288" w:lineRule="auto"/>
+        <w:spacing w:before="180" w:after="100" w:line="288" w:lineRule="auto"/>
         <w:rPr>
           <w:color w:val="000000" w:themeColor="text1"/>
           <w:sz w:val="19"/>
           <w:szCs w:val="19"/>
           <w:lang w:eastAsia="es-ES_tradnl"/>
         </w:rPr>
+        <w:keepNext/>
       </w:pPr>
       <w:bookmarkStart w:id="19" w:name="_Toc209551380"/>
       <w:bookmarkStart w:id="20" w:name="_Toc224047187"/>
@@ -3495,16 +3657,38 @@
     </w:p>
     <w:p>
       <w:pPr>
+        <w:spacing w:after="0" w:before="0" w:line="288" w:lineRule="auto"/>
+        <w:rPr>
+          <w:lang w:eastAsia="es-ES_tradnl"/>
+        </w:rPr>
+      </w:pPr>
+      <w:r>
+        <w:rPr>
+          <w:lang w:eastAsia="es-ES_tradnl"/>
+        </w:rPr>
+        <w:t>Para las zonas de acerado se adopta una solución acorde con las Recomendaciones para la redacción de proyectos de construcción de firmes y pavimentos sostenibles en la ciudad de Málaga (GMU, 2023), en la que los pavimentos peatonales se resuelven mediante una capa de acabado (baldosa/adoquín) sobre una capa de asiento y una base rígida, apoyadas sobre un cimiento con capacidad portante suficiente.</w:t>
+      </w:r>
+    </w:p>
+    <w:p>
+      <w:pPr>
         <w:spacing w:line="288" w:lineRule="auto"/>
         <w:rPr>
           <w:lang w:eastAsia="es-ES_tradnl"/>
         </w:rPr>
       </w:pPr>
-      <w:r>
-        <w:rPr>
-          <w:lang w:eastAsia="es-ES_tradnl"/>
-        </w:rPr>
-        <w:t>Para las zonas de acerado se adopta una solución acorde con las Recomendaciones para la redacción de proyectos de construcción de firmes y pavimentos sostenibles en la ciudad de Málaga (GMU, 2023), en la que los pavimentos peatonales se resuelven mediante una capa de acabado (baldosa/adoquín) sobre una capa de asiento y una base rígida, apoyadas sobre un cimiento con capacidad portante suficiente.</w:t>
+    </w:p>
+    <w:p>
+      <w:pPr>
+        <w:spacing w:after="0" w:before="0" w:line="288" w:lineRule="auto"/>
+        <w:rPr>
+          <w:lang w:eastAsia="es-ES_tradnl"/>
+        </w:rPr>
+      </w:pPr>
+      <w:r>
+        <w:rPr>
+          <w:lang w:eastAsia="es-ES_tradnl"/>
+        </w:rPr>
+        <w:t>En el presente proyecto, el cimiento entre el plano de explanada y la cara inferior de la base rígida se garantiza mediante la ejecución de Suelo Seleccionado tipo S3 (CBR &gt; 20), compactado y controlado, lo que proporciona un apoyo homogéneo y de alta capacidad portante para el pavimento peatonal, reduciendo el riesgo de asientos diferenciales y fisuración.</w:t>
       </w:r>
     </w:p>
     <w:p>
@@ -3517,29 +3701,7 @@
     </w:p>
     <w:p>
       <w:pPr>
-        <w:spacing w:line="288" w:lineRule="auto"/>
-        <w:rPr>
-          <w:lang w:eastAsia="es-ES_tradnl"/>
-        </w:rPr>
-      </w:pPr>
-      <w:r>
-        <w:rPr>
-          <w:lang w:eastAsia="es-ES_tradnl"/>
-        </w:rPr>
-        <w:t>En el presente proyecto, el cimiento entre el plano de explanada y la cara inferior de la base rígida se garantiza mediante la ejecución de Suelo Seleccionado tipo S3 (CBR &gt; 20), compactado y controlado, lo que proporciona un apoyo homogéneo y de alta capacidad portante para el pavimento peatonal, reduciendo el riesgo de asientos diferenciales y fisuración.</w:t>
-      </w:r>
-    </w:p>
-    <w:p>
-      <w:pPr>
-        <w:spacing w:line="288" w:lineRule="auto"/>
-        <w:rPr>
-          <w:lang w:eastAsia="es-ES_tradnl"/>
-        </w:rPr>
-      </w:pPr>
-    </w:p>
-    <w:p>
-      <w:pPr>
-        <w:spacing w:line="288" w:lineRule="auto"/>
+        <w:spacing w:after="0" w:before="0" w:line="288" w:lineRule="auto"/>
         <w:rPr>
           <w:lang w:eastAsia="es-ES_tradnl"/>
         </w:rPr>
@@ -3565,7 +3727,7 @@
           <w:ilvl w:val="0"/>
           <w:numId w:val="8"/>
         </w:numPr>
-        <w:spacing w:line="288" w:lineRule="auto"/>
+        <w:spacing w:after="0" w:before="0" w:line="288" w:lineRule="auto"/>
         <w:rPr>
           <w:lang w:eastAsia="es-ES_tradnl"/>
         </w:rPr>
@@ -3583,7 +3745,7 @@
           <w:ilvl w:val="0"/>
           <w:numId w:val="8"/>
         </w:numPr>
-        <w:spacing w:line="288" w:lineRule="auto"/>
+        <w:spacing w:after="0" w:before="0" w:line="288" w:lineRule="auto"/>
         <w:rPr>
           <w:lang w:eastAsia="es-ES_tradnl"/>
         </w:rPr>
@@ -3601,29 +3763,29 @@
           <w:ilvl w:val="0"/>
           <w:numId w:val="8"/>
         </w:numPr>
+        <w:spacing w:after="0" w:before="0" w:line="288" w:lineRule="auto"/>
+        <w:rPr>
+          <w:lang w:eastAsia="es-ES_tradnl"/>
+        </w:rPr>
+      </w:pPr>
+      <w:r>
+        <w:rPr>
+          <w:lang w:eastAsia="es-ES_tradnl"/>
+        </w:rPr>
+        <w:t>Cimiento/mejora de explanada mediante Suelo Seleccionado S3 (CBR &gt; 20), entre el plano de explanada y la capa de HM-20.</w:t>
+      </w:r>
+    </w:p>
+    <w:p>
+      <w:pPr>
         <w:spacing w:line="288" w:lineRule="auto"/>
         <w:rPr>
           <w:lang w:eastAsia="es-ES_tradnl"/>
         </w:rPr>
       </w:pPr>
-      <w:r>
-        <w:rPr>
-          <w:lang w:eastAsia="es-ES_tradnl"/>
-        </w:rPr>
-        <w:t>Cimiento/mejora de explanada mediante Suelo Seleccionado S3 (CBR &gt; 20), entre el plano de explanada y la capa de HM-20.</w:t>
-      </w:r>
-    </w:p>
-    <w:p>
-      <w:pPr>
-        <w:spacing w:line="288" w:lineRule="auto"/>
-        <w:rPr>
-          <w:lang w:eastAsia="es-ES_tradnl"/>
-        </w:rPr>
-      </w:pPr>
-    </w:p>
-    <w:p>
-      <w:pPr>
-        <w:spacing w:line="288" w:lineRule="auto"/>
+    </w:p>
+    <w:p>
+      <w:pPr>
+        <w:spacing w:after="0" w:before="0" w:line="288" w:lineRule="auto"/>
         <w:ind w:left="360"/>
         <w:rPr>
           <w:lang w:eastAsia="es-ES_tradnl"/>
@@ -3647,6 +3809,8 @@
           <w:szCs w:val="19"/>
           <w:lang w:eastAsia="es-ES_tradnl"/>
         </w:rPr>
+        <w:spacing w:before="180" w:after="100" w:lineRule="auto"/>
+        <w:keepNext/>
       </w:pPr>
       <w:bookmarkStart w:id="22" w:name="_Toc224047188"/>
       <w:bookmarkStart w:id="23" w:name="_Toc226624227"/>
@@ -3674,6 +3838,7 @@
         <w:rPr>
           <w:lang w:eastAsia="es-ES_tradnl"/>
         </w:rPr>
+        <w:spacing w:after="0" w:before="0" w:line="288" w:lineRule="auto"/>
       </w:pPr>
       <w:r>
         <w:rPr>
@@ -3694,6 +3859,7 @@
         <w:rPr>
           <w:lang w:eastAsia="es-ES_tradnl"/>
         </w:rPr>
+        <w:spacing w:after="0" w:before="0" w:line="288" w:lineRule="auto"/>
       </w:pPr>
       <w:r>
         <w:rPr>
@@ -3714,6 +3880,7 @@
         <w:rPr>
           <w:lang w:eastAsia="es-ES_tradnl"/>
         </w:rPr>
+        <w:spacing w:after="0" w:before="0" w:line="288" w:lineRule="auto"/>
       </w:pPr>
       <w:r>
         <w:rPr>
@@ -3738,6 +3905,7 @@
         <w:rPr>
           <w:lang w:eastAsia="es-ES_tradnl"/>
         </w:rPr>
+        <w:spacing w:after="0" w:before="0" w:line="288" w:lineRule="auto"/>
       </w:pPr>
       <w:r>
         <w:rPr>
@@ -3755,6 +3923,7 @@
         <w:rPr>
           <w:lang w:eastAsia="es-ES_tradnl"/>
         </w:rPr>
+        <w:spacing w:after="0" w:before="0" w:line="288" w:lineRule="auto"/>
       </w:pPr>
       <w:r>
         <w:rPr>
@@ -3772,6 +3941,7 @@
         <w:rPr>
           <w:lang w:eastAsia="es-ES_tradnl"/>
         </w:rPr>
+        <w:spacing w:after="0" w:before="0" w:line="288" w:lineRule="auto"/>
       </w:pPr>
       <w:r>
         <w:rPr>
@@ -3793,6 +3963,7 @@
         <w:rPr>
           <w:lang w:eastAsia="es-ES_tradnl"/>
         </w:rPr>
+        <w:spacing w:after="0" w:before="0" w:line="288" w:lineRule="auto"/>
       </w:pPr>
       <w:r>
         <w:rPr>
@@ -6646,6 +6817,11 @@
     <w:pPr>
       <w:jc w:val="both"/>
     </w:pPr>
+    <w:rPr>
+      <w:rFonts w:ascii="Montserrat" w:hAnsi="Montserrat" w:eastAsia="Montserrat" w:cs="Montserrat"/>
+      <w:sz w:val="19"/>
+      <w:szCs w:val="19"/>
+    </w:rPr>
   </w:style>
   <w:style w:type="paragraph" w:styleId="Ttulo1">
     <w:name w:val="heading 1"/>
